--- a/papers/PAPERS 2.0/Thinking in Shortest Path Lengths.docx
+++ b/papers/PAPERS 2.0/Thinking in Shortest Path Lengths.docx
@@ -1221,16 +1221,14 @@
         </w:rPr>
         <w:t xml:space="preserve"> to structure the information </w:t>
       </w:r>
-      <w:proofErr w:type="spellStart"/>
-      <w:r>
-        <w:rPr>
-          <w:rFonts w:cstheme="minorHAnsi"/>
-          <w:color w:val="202122"/>
-          <w:shd w:val="clear" w:color="auto" w:fill="FFFFFF"/>
-        </w:rPr>
-        <w:t>neurestheticly</w:t>
-      </w:r>
-      <w:proofErr w:type="spellEnd"/>
+      <w:r>
+        <w:rPr>
+          <w:rFonts w:cstheme="minorHAnsi"/>
+          <w:color w:val="202122"/>
+          <w:shd w:val="clear" w:color="auto" w:fill="FFFFFF"/>
+        </w:rPr>
+        <w:t>Neuresthetically</w:t>
+      </w:r>
       <w:r>
         <w:rPr>
           <w:rFonts w:cstheme="minorHAnsi"/>
@@ -1336,7 +1334,6 @@
         </w:rPr>
         <w:t>As below, so above</w:t>
       </w:r>
-      <w:proofErr w:type="gramStart"/>
       <w:r>
         <w:rPr>
           <w:rFonts w:cstheme="minorHAnsi"/>
@@ -1353,7 +1350,6 @@
         </w:rPr>
         <w:t>;</w:t>
       </w:r>
-      <w:proofErr w:type="gramEnd"/>
       <w:r>
         <w:rPr>
           <w:rFonts w:cstheme="minorHAnsi"/>
